--- a/SWARD/Lectures/Lecture 07a.docx
+++ b/SWARD/Lectures/Lecture 07a.docx
@@ -242,12 +242,21 @@
           <w:lang w:val="en-US"/>
         </w:rPr>
       </w:pPr>
-      <w:r>
-        <w:rPr>
-          <w:color w:val="000000" w:themeColor="text1"/>
-          <w:lang w:val="en-US"/>
-        </w:rPr>
-        <w:t xml:space="preserve">Form within our system means that our components or sub system produces data that triggers and action </w:t>
+      <w:proofErr w:type="gramStart"/>
+      <w:r>
+        <w:rPr>
+          <w:color w:val="000000" w:themeColor="text1"/>
+          <w:lang w:val="en-US"/>
+        </w:rPr>
+        <w:t>Form</w:t>
+      </w:r>
+      <w:proofErr w:type="gramEnd"/>
+      <w:r>
+        <w:rPr>
+          <w:color w:val="000000" w:themeColor="text1"/>
+          <w:lang w:val="en-US"/>
+        </w:rPr>
+        <w:t xml:space="preserve"> within our system means that our components or sub system produces data that triggers an action </w:t>
       </w:r>
       <w:proofErr w:type="gramStart"/>
       <w:r>
@@ -1945,14 +1954,12 @@
         </w:rPr>
         <w:t xml:space="preserve">: </w:t>
       </w:r>
-      <w:proofErr w:type="spellStart"/>
-      <w:r>
-        <w:rPr>
-          <w:color w:val="000000" w:themeColor="text1"/>
-        </w:rPr>
-        <w:t>Obstacle_detected</w:t>
-      </w:r>
-      <w:proofErr w:type="spellEnd"/>
+      <w:r>
+        <w:rPr>
+          <w:color w:val="000000" w:themeColor="text1"/>
+        </w:rPr>
+        <w:t>moving</w:t>
+      </w:r>
     </w:p>
     <w:p>
       <w:pPr>

--- a/SWARD/Lectures/Lecture 07a.docx
+++ b/SWARD/Lectures/Lecture 07a.docx
@@ -242,13 +242,20 @@
           <w:lang w:val="en-US"/>
         </w:rPr>
       </w:pPr>
+      <w:r>
+        <w:rPr>
+          <w:color w:val="000000" w:themeColor="text1"/>
+          <w:lang w:val="en-US"/>
+        </w:rPr>
+        <w:t xml:space="preserve">Form within our system means that our components or sub system produces data that triggers an action </w:t>
+      </w:r>
       <w:proofErr w:type="gramStart"/>
       <w:r>
         <w:rPr>
           <w:color w:val="000000" w:themeColor="text1"/>
           <w:lang w:val="en-US"/>
         </w:rPr>
-        <w:t>Form</w:t>
+        <w:t>In</w:t>
       </w:r>
       <w:proofErr w:type="gramEnd"/>
       <w:r>
@@ -256,23 +263,14 @@
           <w:color w:val="000000" w:themeColor="text1"/>
           <w:lang w:val="en-US"/>
         </w:rPr>
-        <w:t xml:space="preserve"> within our system means that our components or sub system produces data that triggers an action </w:t>
-      </w:r>
-      <w:proofErr w:type="gramStart"/>
-      <w:r>
-        <w:rPr>
-          <w:color w:val="000000" w:themeColor="text1"/>
-          <w:lang w:val="en-US"/>
-        </w:rPr>
-        <w:t>In</w:t>
-      </w:r>
-      <w:proofErr w:type="gramEnd"/>
-      <w:r>
-        <w:rPr>
-          <w:color w:val="000000" w:themeColor="text1"/>
-          <w:lang w:val="en-US"/>
-        </w:rPr>
         <w:t xml:space="preserve"> the system</w:t>
+      </w:r>
+      <w:r>
+        <w:rPr>
+          <w:color w:val="000000" w:themeColor="text1"/>
+          <w:lang w:val="en-US"/>
+        </w:rPr>
+        <w:t>.</w:t>
       </w:r>
     </w:p>
     <w:p>
@@ -640,15 +638,13 @@
         </w:rPr>
         <w:t xml:space="preserve">This architecture is good for </w:t>
       </w:r>
-      <w:proofErr w:type="gramStart"/>
-      <w:r>
-        <w:rPr>
-          <w:color w:val="000000" w:themeColor="text1"/>
-          <w:lang w:val="en-US"/>
-        </w:rPr>
-        <w:t>real times</w:t>
-      </w:r>
-      <w:proofErr w:type="gramEnd"/>
+      <w:r>
+        <w:rPr>
+          <w:color w:val="000000" w:themeColor="text1"/>
+          <w:lang w:val="en-US"/>
+        </w:rPr>
+        <w:t>real-time</w:t>
+      </w:r>
       <w:r>
         <w:rPr>
           <w:color w:val="000000" w:themeColor="text1"/>

--- a/SWARD/Lectures/Lecture 07a.docx
+++ b/SWARD/Lectures/Lecture 07a.docx
@@ -285,7 +285,21 @@
           <w:color w:val="000000" w:themeColor="text1"/>
           <w:lang w:val="en-US"/>
         </w:rPr>
-        <w:t xml:space="preserve">may carry new data and maybe not; carries new data usually means a button click on a submit form or any other behavior that the system could predict. Carries new data can be </w:t>
+        <w:t>may carry new data and maybe not; carries new data usually means a button click on a submit form or any other behavior that the system could</w:t>
+      </w:r>
+      <w:r>
+        <w:rPr>
+          <w:color w:val="000000" w:themeColor="text1"/>
+          <w:lang w:val="en-US"/>
+        </w:rPr>
+        <w:t xml:space="preserve"> not</w:t>
+      </w:r>
+      <w:r>
+        <w:rPr>
+          <w:color w:val="000000" w:themeColor="text1"/>
+          <w:lang w:val="en-US"/>
+        </w:rPr>
+        <w:t xml:space="preserve"> predict. Carries new data can be </w:t>
       </w:r>
       <w:proofErr w:type="gramStart"/>
       <w:r>
